--- a/라임비뇨기과/음낭_초음파_판독지.docx
+++ b/라임비뇨기과/음낭_초음파_판독지.docx
@@ -640,7 +640,7 @@
                 <w:sz w:val="16"/>
                 <w:szCs w:val="16"/>
               </w:rPr>
-              <w:t>검자자</w:t>
+              <w:t>검사자</w:t>
             </w:r>
             <w:proofErr w:type="spellEnd"/>
             <w:r>
